--- a/牧师子分支/神圣领域-生命与丰收之神.docx
+++ b/牧师子分支/神圣领域-生命与丰收之神.docx
@@ -43,7 +43,7 @@
           <w:szCs w:val="36"/>
           <w:lang w:val="en-US" w:eastAsia="zh-CN"/>
         </w:rPr>
-        <w:t>丰收</w:t>
+        <w:t>丰饶</w:t>
       </w:r>
       <w:r>
         <w:rPr>
@@ -389,8 +389,10 @@
           <w:sz w:val="28"/>
           <w:szCs w:val="28"/>
         </w:rPr>
-        <w:t>你能够拥有至多四种战斗风格，牧师基础职业所提供的战斗风格与之共享上限，你在学习第三、第四种战斗风格时需要为该风格的技能额外支付一个对应技能。</w:t>
+        <w:t>你能够拥有至多四种战斗风格，牧师基础职业所提供的战斗风格与之共享上限，你在学习第三、第四种战斗风格的能力时需要完成那个能力的额外条件。</w:t>
       </w:r>
+      <w:bookmarkStart w:id="0" w:name="_GoBack"/>
+      <w:bookmarkEnd w:id="0"/>
     </w:p>
     <w:tbl>
       <w:tblPr>
@@ -427,6 +429,7 @@
             <w:insideH w:val="single" w:color="auto" w:sz="4" w:space="0"/>
             <w:insideV w:val="single" w:color="auto" w:sz="4" w:space="0"/>
           </w:tblBorders>
+          <w:shd w:val="clear" w:color="auto" w:fill="B3F2FF"/>
           <w:tblCellMar>
             <w:top w:w="0" w:type="dxa"/>
             <w:left w:w="108" w:type="dxa"/>
@@ -15158,6 +15161,12 @@
             <w:insideH w:val="single" w:color="auto" w:sz="4" w:space="0"/>
             <w:insideV w:val="single" w:color="auto" w:sz="4" w:space="0"/>
           </w:tblBorders>
+          <w:tblCellMar>
+            <w:top w:w="0" w:type="dxa"/>
+            <w:left w:w="108" w:type="dxa"/>
+            <w:bottom w:w="0" w:type="dxa"/>
+            <w:right w:w="108" w:type="dxa"/>
+          </w:tblCellMar>
         </w:tblPrEx>
         <w:trPr>
           <w:trHeight w:val="90" w:hRule="atLeast"/>
@@ -16368,14 +16377,6 @@
       </w:tblGrid>
       <w:tr>
         <w:tblPrEx>
-          <w:tblBorders>
-            <w:top w:val="single" w:color="auto" w:sz="4" w:space="0"/>
-            <w:left w:val="single" w:color="auto" w:sz="4" w:space="0"/>
-            <w:bottom w:val="single" w:color="auto" w:sz="4" w:space="0"/>
-            <w:right w:val="single" w:color="auto" w:sz="4" w:space="0"/>
-            <w:insideH w:val="single" w:color="auto" w:sz="4" w:space="0"/>
-            <w:insideV w:val="single" w:color="auto" w:sz="4" w:space="0"/>
-          </w:tblBorders>
           <w:tblCellMar>
             <w:top w:w="0" w:type="dxa"/>
             <w:left w:w="108" w:type="dxa"/>
@@ -18622,6 +18623,12 @@
             <w:insideH w:val="single" w:color="auto" w:sz="4" w:space="0"/>
             <w:insideV w:val="single" w:color="auto" w:sz="4" w:space="0"/>
           </w:tblBorders>
+          <w:tblCellMar>
+            <w:top w:w="0" w:type="dxa"/>
+            <w:left w:w="108" w:type="dxa"/>
+            <w:bottom w:w="0" w:type="dxa"/>
+            <w:right w:w="108" w:type="dxa"/>
+          </w:tblCellMar>
         </w:tblPrEx>
         <w:trPr>
           <w:trHeight w:val="90" w:hRule="atLeast"/>
@@ -24684,7 +24691,6 @@
                 <w:lang w:val="en-US" w:eastAsia="zh-CN"/>
               </w:rPr>
             </w:pPr>
-            <w:bookmarkStart w:id="0" w:name="_GoBack"/>
             <w:r>
               <w:rPr>
                 <w:rFonts w:hint="eastAsia" w:ascii="楷体" w:hAnsi="楷体" w:eastAsia="楷体" w:cs="楷体"/>
@@ -25713,7 +25719,6 @@
           </w:p>
         </w:tc>
       </w:tr>
-      <w:bookmarkEnd w:id="0"/>
     </w:tbl>
     <w:p/>
     <w:tbl>
@@ -27365,7 +27370,7 @@
                 <w:sz w:val="24"/>
                 <w:lang w:val="en-US" w:eastAsia="zh-CN"/>
               </w:rPr>
-              <w:t>你对一名角色施加自然界的威能，施展结界时你可以选择使目标在持续时间内获得以下一项效果：</w:t>
+              <w:t>对一名角色施加自然界的威能，施展结界时你可以选择使目标在持续时间内获得以下一项效果：</w:t>
             </w:r>
           </w:p>
           <w:p>
@@ -27552,12 +27557,6 @@
             <w:insideH w:val="single" w:color="auto" w:sz="4" w:space="0"/>
             <w:insideV w:val="single" w:color="auto" w:sz="4" w:space="0"/>
           </w:tblBorders>
-          <w:tblCellMar>
-            <w:top w:w="0" w:type="dxa"/>
-            <w:left w:w="108" w:type="dxa"/>
-            <w:bottom w:w="0" w:type="dxa"/>
-            <w:right w:w="108" w:type="dxa"/>
-          </w:tblCellMar>
         </w:tblPrEx>
         <w:trPr>
           <w:trHeight w:val="90" w:hRule="atLeast"/>
